--- a/PlanDePruebas-Quality.docx
+++ b/PlanDePruebas-Quality.docx
@@ -321,9 +321,152 @@
               <w:rPr>
                 <w:rFonts w:ascii="Times New Roman" w:eastAsia="Times New Roman" w:hAnsi="Times New Roman"/>
                 <w:sz w:val="14"/>
-                <w:lang w:val="es-AR"/>
-              </w:rPr>
-              <w:t>No se ejecutó navegador en este entorno.</w:t>
+              </w:rPr>
+              <w:t xml:space="preserve">Se </w:t>
+            </w:r>
+            <w:proofErr w:type="spellStart"/>
+            <w:r>
+              <w:rPr>
+                <w:rFonts w:ascii="Times New Roman" w:eastAsia="Times New Roman" w:hAnsi="Times New Roman"/>
+                <w:sz w:val="14"/>
+              </w:rPr>
+              <w:t>abrió</w:t>
+            </w:r>
+            <w:proofErr w:type="spellEnd"/>
+            <w:r>
+              <w:rPr>
+                <w:rFonts w:ascii="Times New Roman" w:eastAsia="Times New Roman" w:hAnsi="Times New Roman"/>
+                <w:sz w:val="14"/>
+              </w:rPr>
+              <w:t xml:space="preserve"> la </w:t>
+            </w:r>
+            <w:proofErr w:type="spellStart"/>
+            <w:r>
+              <w:rPr>
+                <w:rFonts w:ascii="Times New Roman" w:eastAsia="Times New Roman" w:hAnsi="Times New Roman"/>
+                <w:sz w:val="14"/>
+              </w:rPr>
+              <w:t>página</w:t>
+            </w:r>
+            <w:proofErr w:type="spellEnd"/>
+            <w:r>
+              <w:rPr>
+                <w:rFonts w:ascii="Times New Roman" w:eastAsia="Times New Roman" w:hAnsi="Times New Roman"/>
+                <w:sz w:val="14"/>
+              </w:rPr>
+              <w:t xml:space="preserve"> </w:t>
+            </w:r>
+            <w:proofErr w:type="spellStart"/>
+            <w:r>
+              <w:rPr>
+                <w:rFonts w:ascii="Times New Roman" w:eastAsia="Times New Roman" w:hAnsi="Times New Roman"/>
+                <w:sz w:val="14"/>
+              </w:rPr>
+              <w:t>en</w:t>
+            </w:r>
+            <w:proofErr w:type="spellEnd"/>
+            <w:r>
+              <w:rPr>
+                <w:rFonts w:ascii="Times New Roman" w:eastAsia="Times New Roman" w:hAnsi="Times New Roman"/>
+                <w:sz w:val="14"/>
+              </w:rPr>
+              <w:t xml:space="preserve"> </w:t>
+            </w:r>
+            <w:proofErr w:type="spellStart"/>
+            <w:r>
+              <w:rPr>
+                <w:rFonts w:ascii="Times New Roman" w:eastAsia="Times New Roman" w:hAnsi="Times New Roman"/>
+                <w:sz w:val="14"/>
+              </w:rPr>
+              <w:t>el</w:t>
+            </w:r>
+            <w:proofErr w:type="spellEnd"/>
+            <w:r>
+              <w:rPr>
+                <w:rFonts w:ascii="Times New Roman" w:eastAsia="Times New Roman" w:hAnsi="Times New Roman"/>
+                <w:sz w:val="14"/>
+              </w:rPr>
+              <w:t xml:space="preserve"> </w:t>
+            </w:r>
+            <w:proofErr w:type="spellStart"/>
+            <w:r>
+              <w:rPr>
+                <w:rFonts w:ascii="Times New Roman" w:eastAsia="Times New Roman" w:hAnsi="Times New Roman"/>
+                <w:sz w:val="14"/>
+              </w:rPr>
+              <w:t>navegador</w:t>
+            </w:r>
+            <w:proofErr w:type="spellEnd"/>
+            <w:r>
+              <w:rPr>
+                <w:rFonts w:ascii="Times New Roman" w:eastAsia="Times New Roman" w:hAnsi="Times New Roman"/>
+                <w:sz w:val="14"/>
+              </w:rPr>
+              <w:t xml:space="preserve"> y se </w:t>
+            </w:r>
+            <w:proofErr w:type="spellStart"/>
+            <w:r>
+              <w:rPr>
+                <w:rFonts w:ascii="Times New Roman" w:eastAsia="Times New Roman" w:hAnsi="Times New Roman"/>
+                <w:sz w:val="14"/>
+              </w:rPr>
+              <w:t>verificó</w:t>
+            </w:r>
+            <w:proofErr w:type="spellEnd"/>
+            <w:r>
+              <w:rPr>
+                <w:rFonts w:ascii="Times New Roman" w:eastAsia="Times New Roman" w:hAnsi="Times New Roman"/>
+                <w:sz w:val="14"/>
+              </w:rPr>
+              <w:t xml:space="preserve"> la carga </w:t>
+            </w:r>
+            <w:proofErr w:type="spellStart"/>
+            <w:r>
+              <w:rPr>
+                <w:rFonts w:ascii="Times New Roman" w:eastAsia="Times New Roman" w:hAnsi="Times New Roman"/>
+                <w:sz w:val="14"/>
+              </w:rPr>
+              <w:t>correcta</w:t>
+            </w:r>
+            <w:proofErr w:type="spellEnd"/>
+            <w:r>
+              <w:rPr>
+                <w:rFonts w:ascii="Times New Roman" w:eastAsia="Times New Roman" w:hAnsi="Times New Roman"/>
+                <w:sz w:val="14"/>
+              </w:rPr>
+              <w:t xml:space="preserve"> del </w:t>
+            </w:r>
+            <w:proofErr w:type="spellStart"/>
+            <w:r>
+              <w:rPr>
+                <w:rFonts w:ascii="Times New Roman" w:eastAsia="Times New Roman" w:hAnsi="Times New Roman"/>
+                <w:sz w:val="14"/>
+              </w:rPr>
+              <w:t>contenido</w:t>
+            </w:r>
+            <w:proofErr w:type="spellEnd"/>
+            <w:r>
+              <w:rPr>
+                <w:rFonts w:ascii="Times New Roman" w:eastAsia="Times New Roman" w:hAnsi="Times New Roman"/>
+                <w:sz w:val="14"/>
+              </w:rPr>
+              <w:t xml:space="preserve"> y de los </w:t>
+            </w:r>
+            <w:proofErr w:type="spellStart"/>
+            <w:r>
+              <w:rPr>
+                <w:rFonts w:ascii="Times New Roman" w:eastAsia="Times New Roman" w:hAnsi="Times New Roman"/>
+                <w:sz w:val="14"/>
+              </w:rPr>
+              <w:t>recursos</w:t>
+            </w:r>
+            <w:proofErr w:type="spellEnd"/>
+            <w:r>
+              <w:rPr>
+                <w:rFonts w:ascii="Times New Roman" w:eastAsia="Times New Roman" w:hAnsi="Times New Roman"/>
+                <w:sz w:val="14"/>
+              </w:rPr>
+              <w:t>.</w:t>
             </w:r>
           </w:p>
         </w:tc>
@@ -1511,19 +1654,151 @@
         <w:rPr>
           <w:lang w:val="es-AR"/>
         </w:rPr>
-        <w:t xml:space="preserve"> comprobaciones Pass. Los Pass indican que la estructura o las referencias del código cumplen la comprobación estática;</w:t>
+        <w:t xml:space="preserve"> comprobaciones Pass. </w:t>
       </w:r>
+      <w:proofErr w:type="spellStart"/>
       <w:r>
-        <w:rPr>
-          <w:lang w:val="es-AR"/>
-        </w:rPr>
-        <w:t xml:space="preserve"> por ende, </w:t>
+        <w:t>Luego</w:t>
       </w:r>
+      <w:proofErr w:type="spellEnd"/>
       <w:r>
-        <w:rPr>
-          <w:lang w:val="es-AR"/>
-        </w:rPr>
-        <w:t>certifican que toda la interfaz funcione correctamente en ejecución.</w:t>
+        <w:t xml:space="preserve"> de </w:t>
+      </w:r>
+      <w:proofErr w:type="spellStart"/>
+      <w:r>
+        <w:t>realizar</w:t>
+      </w:r>
+      <w:proofErr w:type="spellEnd"/>
+      <w:r>
+        <w:t xml:space="preserve"> las </w:t>
+      </w:r>
+      <w:proofErr w:type="spellStart"/>
+      <w:r>
+        <w:t>correcciones</w:t>
+      </w:r>
+      <w:proofErr w:type="spellEnd"/>
+      <w:r>
+        <w:t xml:space="preserve"> </w:t>
+      </w:r>
+      <w:proofErr w:type="spellStart"/>
+      <w:r>
+        <w:t>correspondientes</w:t>
+      </w:r>
+      <w:proofErr w:type="spellEnd"/>
+      <w:r>
+        <w:t xml:space="preserve">, se </w:t>
+      </w:r>
+      <w:proofErr w:type="spellStart"/>
+      <w:r>
+        <w:t>volvieron</w:t>
+      </w:r>
+      <w:proofErr w:type="spellEnd"/>
+      <w:r>
+        <w:t xml:space="preserve"> a </w:t>
+      </w:r>
+      <w:proofErr w:type="spellStart"/>
+      <w:r>
+        <w:t>revisar</w:t>
+      </w:r>
+      <w:proofErr w:type="spellEnd"/>
+      <w:r>
+        <w:t xml:space="preserve"> los </w:t>
+      </w:r>
+      <w:proofErr w:type="spellStart"/>
+      <w:r>
+        <w:t>casos</w:t>
+      </w:r>
+      <w:proofErr w:type="spellEnd"/>
+      <w:r>
+        <w:t xml:space="preserve"> de </w:t>
+      </w:r>
+      <w:proofErr w:type="spellStart"/>
+      <w:r>
+        <w:t>prueba</w:t>
+      </w:r>
+      <w:proofErr w:type="spellEnd"/>
+      <w:r>
+        <w:t xml:space="preserve"> </w:t>
+      </w:r>
+      <w:proofErr w:type="spellStart"/>
+      <w:r>
+        <w:t>definidos</w:t>
+      </w:r>
+      <w:proofErr w:type="spellEnd"/>
+      <w:r>
+        <w:t xml:space="preserve">. Los </w:t>
+      </w:r>
+      <w:proofErr w:type="spellStart"/>
+      <w:r>
+        <w:t>resultados</w:t>
+      </w:r>
+      <w:proofErr w:type="spellEnd"/>
+      <w:r>
+        <w:t xml:space="preserve"> </w:t>
+      </w:r>
+      <w:proofErr w:type="spellStart"/>
+      <w:r>
+        <w:t>obtenidos</w:t>
+      </w:r>
+      <w:proofErr w:type="spellEnd"/>
+      <w:r>
+        <w:t xml:space="preserve"> </w:t>
+      </w:r>
+      <w:proofErr w:type="spellStart"/>
+      <w:r>
+        <w:t>fueron</w:t>
+      </w:r>
+      <w:proofErr w:type="spellEnd"/>
+      <w:r>
+        <w:t xml:space="preserve"> </w:t>
+      </w:r>
+      <w:proofErr w:type="spellStart"/>
+      <w:r>
+        <w:t>satisfactorios</w:t>
+      </w:r>
+      <w:proofErr w:type="spellEnd"/>
+      <w:r>
+        <w:t xml:space="preserve"> y los </w:t>
+      </w:r>
+      <w:proofErr w:type="spellStart"/>
+      <w:r>
+        <w:t>casos</w:t>
+      </w:r>
+      <w:proofErr w:type="spellEnd"/>
+      <w:r>
+        <w:t xml:space="preserve"> </w:t>
+      </w:r>
+      <w:proofErr w:type="spellStart"/>
+      <w:r>
+        <w:t>evaluados</w:t>
+      </w:r>
+      <w:proofErr w:type="spellEnd"/>
+      <w:r>
+        <w:t xml:space="preserve"> </w:t>
+      </w:r>
+      <w:proofErr w:type="spellStart"/>
+      <w:r>
+        <w:t>finalizaron</w:t>
+      </w:r>
+      <w:proofErr w:type="spellEnd"/>
+      <w:r>
+        <w:t xml:space="preserve"> </w:t>
+      </w:r>
+      <w:proofErr w:type="spellStart"/>
+      <w:r>
+        <w:t>en</w:t>
+      </w:r>
+      <w:proofErr w:type="spellEnd"/>
+      <w:r>
+        <w:t xml:space="preserve"> </w:t>
+      </w:r>
+      <w:proofErr w:type="spellStart"/>
+      <w:r>
+        <w:t>estado</w:t>
+      </w:r>
+      <w:proofErr w:type="spellEnd"/>
+      <w:r>
+        <w:t xml:space="preserve"> Pass.</w:t>
       </w:r>
     </w:p>
     <w:tbl>
@@ -2489,13 +2764,15 @@
             <w:vAlign w:val="center"/>
           </w:tcPr>
           <w:p>
-            <w:r>
-              <w:rPr>
-                <w:rFonts w:ascii="Times New Roman" w:eastAsia="Times New Roman" w:hAnsi="Times New Roman"/>
-                <w:sz w:val="14"/>
-              </w:rPr>
-              <w:t>Abierto</w:t>
-            </w:r>
+            <w:proofErr w:type="spellStart"/>
+            <w:r>
+              <w:rPr>
+                <w:rFonts w:ascii="Times New Roman" w:eastAsia="Times New Roman" w:hAnsi="Times New Roman"/>
+                <w:sz w:val="14"/>
+              </w:rPr>
+              <w:t>Cerrado</w:t>
+            </w:r>
+            <w:proofErr w:type="spellEnd"/>
           </w:p>
         </w:tc>
         <w:tc>
